--- a/backend/seeds/templates/1st Time Job Seeker.docx
+++ b/backend/seeds/templates/1st Time Job Seeker.docx
@@ -197,13 +197,416 @@
         <mc:AlternateContent>
           <mc:Choice Requires="wps">
             <w:drawing>
-              <wp:anchor distT="0" distB="0" distL="114300" distR="114300" simplePos="0" relativeHeight="251667456" behindDoc="0" locked="0" layoutInCell="1" allowOverlap="1" wp14:anchorId="2D4F743C" wp14:editId="25385B51">
+              <wp:anchor distT="0" distB="0" distL="114300" distR="114300" simplePos="0" relativeHeight="251675648" behindDoc="0" locked="0" layoutInCell="1" allowOverlap="1" wp14:anchorId="1CEB8FD6" wp14:editId="04D9F62C">
                 <wp:simplePos x="0" y="0"/>
                 <wp:positionH relativeFrom="margin">
-                  <wp:posOffset>5499418</wp:posOffset>
+                  <wp:posOffset>1525270</wp:posOffset>
                 </wp:positionH>
                 <wp:positionV relativeFrom="paragraph">
-                  <wp:posOffset>850265</wp:posOffset>
+                  <wp:posOffset>1153160</wp:posOffset>
+                </wp:positionV>
+                <wp:extent cx="800100" cy="281305"/>
+                <wp:effectExtent l="0" t="0" r="0" b="4445"/>
+                <wp:wrapNone/>
+                <wp:docPr id="1729182242" name="Text Box 2"/>
+                <wp:cNvGraphicFramePr/>
+                <a:graphic xmlns:a="http://schemas.openxmlformats.org/drawingml/2006/main">
+                  <a:graphicData uri="http://schemas.microsoft.com/office/word/2010/wordprocessingShape">
+                    <wps:wsp>
+                      <wps:cNvSpPr txBox="1"/>
+                      <wps:spPr>
+                        <a:xfrm>
+                          <a:off x="0" y="0"/>
+                          <a:ext cx="800100" cy="281305"/>
+                        </a:xfrm>
+                        <a:prstGeom prst="rect">
+                          <a:avLst/>
+                        </a:prstGeom>
+                        <a:noFill/>
+                        <a:ln w="6350">
+                          <a:noFill/>
+                        </a:ln>
+                      </wps:spPr>
+                      <wps:txbx>
+                        <w:txbxContent>
+                          <w:p>
+                            <w:pPr>
+                              <w:jc w:val="center"/>
+                              <w:rPr>
+                                <w:b/>
+                                <w:bCs/>
+                              </w:rPr>
+                            </w:pPr>
+                            <w:r>
+                              <w:rPr>
+                                <w:b/>
+                                <w:bCs/>
+                              </w:rPr>
+                              <w:t xml:space="preserve">{{ </w:t>
+                            </w:r>
+                            <w:r>
+                              <w:rPr>
+                                <w:b/>
+                                <w:bCs/>
+                              </w:rPr>
+                              <w:t>prov</w:t>
+                            </w:r>
+                            <w:r>
+                              <w:rPr>
+                                <w:b/>
+                                <w:bCs/>
+                              </w:rPr>
+                              <w:t xml:space="preserve"> }}</w:t>
+                            </w:r>
+                          </w:p>
+                        </w:txbxContent>
+                      </wps:txbx>
+                      <wps:bodyPr rot="0" spcFirstLastPara="0" vertOverflow="overflow" horzOverflow="overflow" vert="horz" wrap="square" lIns="91440" tIns="45720" rIns="91440" bIns="45720" numCol="1" spcCol="0" rtlCol="0" fromWordArt="0" anchor="t" anchorCtr="0" forceAA="0" compatLnSpc="1">
+                        <a:prstTxWarp prst="textNoShape">
+                          <a:avLst/>
+                        </a:prstTxWarp>
+                        <a:noAutofit/>
+                      </wps:bodyPr>
+                    </wps:wsp>
+                  </a:graphicData>
+                </a:graphic>
+                <wp14:sizeRelH relativeFrom="margin">
+                  <wp14:pctWidth>0</wp14:pctWidth>
+                </wp14:sizeRelH>
+                <wp14:sizeRelV relativeFrom="margin">
+                  <wp14:pctHeight>0</wp14:pctHeight>
+                </wp14:sizeRelV>
+              </wp:anchor>
+            </w:drawing>
+          </mc:Choice>
+          <mc:Fallback>
+            <w:pict>
+              <v:shapetype w14:anchorId="1CEB8FD6" id="_x0000_t202" coordsize="21600,21600" o:spt="202" path="m,l,21600r21600,l21600,xe">
+                <v:stroke joinstyle="miter"/>
+                <v:path gradientshapeok="t" o:connecttype="rect"/>
+              </v:shapetype>
+              <v:shape id="Text Box 2" o:spid="_x0000_s1026" type="#_x0000_t202" style="position:absolute;margin-left:120.1pt;margin-top:90.8pt;width:63pt;height:22.15pt;z-index:251675648;visibility:visible;mso-wrap-style:square;mso-width-percent:0;mso-height-percent:0;mso-wrap-distance-left:9pt;mso-wrap-distance-top:0;mso-wrap-distance-right:9pt;mso-wrap-distance-bottom:0;mso-position-horizontal:absolute;mso-position-horizontal-relative:margin;mso-position-vertical:absolute;mso-position-vertical-relative:text;mso-width-percent:0;mso-height-percent:0;mso-width-relative:margin;mso-height-relative:margin;v-text-anchor:top" o:gfxdata="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" filled="f" stroked="f" strokeweight=".5pt">
+                <v:textbox>
+                  <w:txbxContent>
+                    <w:p>
+                      <w:pPr>
+                        <w:jc w:val="center"/>
+                        <w:rPr>
+                          <w:b/>
+                          <w:bCs/>
+                        </w:rPr>
+                      </w:pPr>
+                      <w:r>
+                        <w:rPr>
+                          <w:b/>
+                          <w:bCs/>
+                        </w:rPr>
+                        <w:t xml:space="preserve">{{ </w:t>
+                      </w:r>
+                      <w:r>
+                        <w:rPr>
+                          <w:b/>
+                          <w:bCs/>
+                        </w:rPr>
+                        <w:t>prov</w:t>
+                      </w:r>
+                      <w:r>
+                        <w:rPr>
+                          <w:b/>
+                          <w:bCs/>
+                        </w:rPr>
+                        <w:t xml:space="preserve"> }}</w:t>
+                      </w:r>
+                    </w:p>
+                  </w:txbxContent>
+                </v:textbox>
+                <w10:wrap anchorx="margin"/>
+              </v:shape>
+            </w:pict>
+          </mc:Fallback>
+        </mc:AlternateContent>
+      </w:r>
+      <w:r>
+        <w:rPr>
+          <w:noProof/>
+          <w:color w:val="000000"/>
+        </w:rPr>
+        <mc:AlternateContent>
+          <mc:Choice Requires="wps">
+            <w:drawing>
+              <wp:anchor distT="0" distB="0" distL="114300" distR="114300" simplePos="0" relativeHeight="251673600" behindDoc="0" locked="0" layoutInCell="1" allowOverlap="1" wp14:anchorId="04E45245" wp14:editId="42A773AB">
+                <wp:simplePos x="0" y="0"/>
+                <wp:positionH relativeFrom="margin">
+                  <wp:posOffset>924560</wp:posOffset>
+                </wp:positionH>
+                <wp:positionV relativeFrom="paragraph">
+                  <wp:posOffset>1162685</wp:posOffset>
+                </wp:positionV>
+                <wp:extent cx="800100" cy="281305"/>
+                <wp:effectExtent l="0" t="0" r="0" b="4445"/>
+                <wp:wrapNone/>
+                <wp:docPr id="1345247543" name="Text Box 2"/>
+                <wp:cNvGraphicFramePr/>
+                <a:graphic xmlns:a="http://schemas.openxmlformats.org/drawingml/2006/main">
+                  <a:graphicData uri="http://schemas.microsoft.com/office/word/2010/wordprocessingShape">
+                    <wps:wsp>
+                      <wps:cNvSpPr txBox="1"/>
+                      <wps:spPr>
+                        <a:xfrm>
+                          <a:off x="0" y="0"/>
+                          <a:ext cx="800100" cy="281305"/>
+                        </a:xfrm>
+                        <a:prstGeom prst="rect">
+                          <a:avLst/>
+                        </a:prstGeom>
+                        <a:noFill/>
+                        <a:ln w="6350">
+                          <a:noFill/>
+                        </a:ln>
+                      </wps:spPr>
+                      <wps:txbx>
+                        <w:txbxContent>
+                          <w:p>
+                            <w:pPr>
+                              <w:jc w:val="center"/>
+                              <w:rPr>
+                                <w:b/>
+                                <w:bCs/>
+                              </w:rPr>
+                            </w:pPr>
+                            <w:r>
+                              <w:rPr>
+                                <w:b/>
+                                <w:bCs/>
+                              </w:rPr>
+                              <w:t xml:space="preserve">{{ </w:t>
+                            </w:r>
+                            <w:r>
+                              <w:rPr>
+                                <w:b/>
+                                <w:bCs/>
+                              </w:rPr>
+                              <w:t>city</w:t>
+                            </w:r>
+                            <w:r>
+                              <w:rPr>
+                                <w:b/>
+                                <w:bCs/>
+                              </w:rPr>
+                              <w:t xml:space="preserve"> }}</w:t>
+                            </w:r>
+                          </w:p>
+                        </w:txbxContent>
+                      </wps:txbx>
+                      <wps:bodyPr rot="0" spcFirstLastPara="0" vertOverflow="overflow" horzOverflow="overflow" vert="horz" wrap="square" lIns="91440" tIns="45720" rIns="91440" bIns="45720" numCol="1" spcCol="0" rtlCol="0" fromWordArt="0" anchor="t" anchorCtr="0" forceAA="0" compatLnSpc="1">
+                        <a:prstTxWarp prst="textNoShape">
+                          <a:avLst/>
+                        </a:prstTxWarp>
+                        <a:noAutofit/>
+                      </wps:bodyPr>
+                    </wps:wsp>
+                  </a:graphicData>
+                </a:graphic>
+                <wp14:sizeRelH relativeFrom="margin">
+                  <wp14:pctWidth>0</wp14:pctWidth>
+                </wp14:sizeRelH>
+                <wp14:sizeRelV relativeFrom="margin">
+                  <wp14:pctHeight>0</wp14:pctHeight>
+                </wp14:sizeRelV>
+              </wp:anchor>
+            </w:drawing>
+          </mc:Choice>
+          <mc:Fallback>
+            <w:pict>
+              <v:shape w14:anchorId="04E45245" id="_x0000_s1027" type="#_x0000_t202" style="position:absolute;margin-left:72.8pt;margin-top:91.55pt;width:63pt;height:22.15pt;z-index:251673600;visibility:visible;mso-wrap-style:square;mso-width-percent:0;mso-height-percent:0;mso-wrap-distance-left:9pt;mso-wrap-distance-top:0;mso-wrap-distance-right:9pt;mso-wrap-distance-bottom:0;mso-position-horizontal:absolute;mso-position-horizontal-relative:margin;mso-position-vertical:absolute;mso-position-vertical-relative:text;mso-width-percent:0;mso-height-percent:0;mso-width-relative:margin;mso-height-relative:margin;v-text-anchor:top" o:gfxdata="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" filled="f" stroked="f" strokeweight=".5pt">
+                <v:textbox>
+                  <w:txbxContent>
+                    <w:p>
+                      <w:pPr>
+                        <w:jc w:val="center"/>
+                        <w:rPr>
+                          <w:b/>
+                          <w:bCs/>
+                        </w:rPr>
+                      </w:pPr>
+                      <w:r>
+                        <w:rPr>
+                          <w:b/>
+                          <w:bCs/>
+                        </w:rPr>
+                        <w:t xml:space="preserve">{{ </w:t>
+                      </w:r>
+                      <w:r>
+                        <w:rPr>
+                          <w:b/>
+                          <w:bCs/>
+                        </w:rPr>
+                        <w:t>city</w:t>
+                      </w:r>
+                      <w:r>
+                        <w:rPr>
+                          <w:b/>
+                          <w:bCs/>
+                        </w:rPr>
+                        <w:t xml:space="preserve"> }}</w:t>
+                      </w:r>
+                    </w:p>
+                  </w:txbxContent>
+                </v:textbox>
+                <w10:wrap anchorx="margin"/>
+              </v:shape>
+            </w:pict>
+          </mc:Fallback>
+        </mc:AlternateContent>
+      </w:r>
+      <w:r>
+        <w:rPr>
+          <w:noProof/>
+          <w:color w:val="000000"/>
+        </w:rPr>
+        <mc:AlternateContent>
+          <mc:Choice Requires="wps">
+            <w:drawing>
+              <wp:anchor distT="0" distB="0" distL="114300" distR="114300" simplePos="0" relativeHeight="251671552" behindDoc="0" locked="0" layoutInCell="1" allowOverlap="1" wp14:anchorId="3F521DDF" wp14:editId="7CBD3947">
+                <wp:simplePos x="0" y="0"/>
+                <wp:positionH relativeFrom="margin">
+                  <wp:posOffset>-47625</wp:posOffset>
+                </wp:positionH>
+                <wp:positionV relativeFrom="paragraph">
+                  <wp:posOffset>1161415</wp:posOffset>
+                </wp:positionV>
+                <wp:extent cx="1216660" cy="281305"/>
+                <wp:effectExtent l="0" t="0" r="0" b="4445"/>
+                <wp:wrapNone/>
+                <wp:docPr id="517237906" name="Text Box 2"/>
+                <wp:cNvGraphicFramePr/>
+                <a:graphic xmlns:a="http://schemas.openxmlformats.org/drawingml/2006/main">
+                  <a:graphicData uri="http://schemas.microsoft.com/office/word/2010/wordprocessingShape">
+                    <wps:wsp>
+                      <wps:cNvSpPr txBox="1"/>
+                      <wps:spPr>
+                        <a:xfrm>
+                          <a:off x="0" y="0"/>
+                          <a:ext cx="1216660" cy="281305"/>
+                        </a:xfrm>
+                        <a:prstGeom prst="rect">
+                          <a:avLst/>
+                        </a:prstGeom>
+                        <a:noFill/>
+                        <a:ln w="6350">
+                          <a:noFill/>
+                        </a:ln>
+                      </wps:spPr>
+                      <wps:txbx>
+                        <w:txbxContent>
+                          <w:p>
+                            <w:pPr>
+                              <w:jc w:val="center"/>
+                              <w:rPr>
+                                <w:b/>
+                                <w:bCs/>
+                              </w:rPr>
+                            </w:pPr>
+                            <w:r>
+                              <w:rPr>
+                                <w:b/>
+                                <w:bCs/>
+                              </w:rPr>
+                              <w:t xml:space="preserve">{{ </w:t>
+                            </w:r>
+                            <w:r>
+                              <w:rPr>
+                                <w:b/>
+                                <w:bCs/>
+                              </w:rPr>
+                              <w:t>brgy</w:t>
+                            </w:r>
+                            <w:r>
+                              <w:rPr>
+                                <w:b/>
+                                <w:bCs/>
+                              </w:rPr>
+                              <w:t xml:space="preserve"> }}</w:t>
+                            </w:r>
+                          </w:p>
+                        </w:txbxContent>
+                      </wps:txbx>
+                      <wps:bodyPr rot="0" spcFirstLastPara="0" vertOverflow="overflow" horzOverflow="overflow" vert="horz" wrap="square" lIns="91440" tIns="45720" rIns="91440" bIns="45720" numCol="1" spcCol="0" rtlCol="0" fromWordArt="0" anchor="t" anchorCtr="0" forceAA="0" compatLnSpc="1">
+                        <a:prstTxWarp prst="textNoShape">
+                          <a:avLst/>
+                        </a:prstTxWarp>
+                        <a:noAutofit/>
+                      </wps:bodyPr>
+                    </wps:wsp>
+                  </a:graphicData>
+                </a:graphic>
+                <wp14:sizeRelH relativeFrom="margin">
+                  <wp14:pctWidth>0</wp14:pctWidth>
+                </wp14:sizeRelH>
+                <wp14:sizeRelV relativeFrom="margin">
+                  <wp14:pctHeight>0</wp14:pctHeight>
+                </wp14:sizeRelV>
+              </wp:anchor>
+            </w:drawing>
+          </mc:Choice>
+          <mc:Fallback>
+            <w:pict>
+              <v:shape w14:anchorId="3F521DDF" id="_x0000_s1028" type="#_x0000_t202" style="position:absolute;margin-left:-3.75pt;margin-top:91.45pt;width:95.8pt;height:22.15pt;z-index:251671552;visibility:visible;mso-wrap-style:square;mso-width-percent:0;mso-height-percent:0;mso-wrap-distance-left:9pt;mso-wrap-distance-top:0;mso-wrap-distance-right:9pt;mso-wrap-distance-bottom:0;mso-position-horizontal:absolute;mso-position-horizontal-relative:margin;mso-position-vertical:absolute;mso-position-vertical-relative:text;mso-width-percent:0;mso-height-percent:0;mso-width-relative:margin;mso-height-relative:margin;v-text-anchor:top" o:gfxdata="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" filled="f" stroked="f" strokeweight=".5pt">
+                <v:textbox>
+                  <w:txbxContent>
+                    <w:p>
+                      <w:pPr>
+                        <w:jc w:val="center"/>
+                        <w:rPr>
+                          <w:b/>
+                          <w:bCs/>
+                        </w:rPr>
+                      </w:pPr>
+                      <w:r>
+                        <w:rPr>
+                          <w:b/>
+                          <w:bCs/>
+                        </w:rPr>
+                        <w:t xml:space="preserve">{{ </w:t>
+                      </w:r>
+                      <w:r>
+                        <w:rPr>
+                          <w:b/>
+                          <w:bCs/>
+                        </w:rPr>
+                        <w:t>brgy</w:t>
+                      </w:r>
+                      <w:r>
+                        <w:rPr>
+                          <w:b/>
+                          <w:bCs/>
+                        </w:rPr>
+                        <w:t xml:space="preserve"> }}</w:t>
+                      </w:r>
+                    </w:p>
+                  </w:txbxContent>
+                </v:textbox>
+                <w10:wrap anchorx="margin"/>
+              </v:shape>
+            </w:pict>
+          </mc:Fallback>
+        </mc:AlternateContent>
+      </w:r>
+      <w:r>
+        <w:rPr>
+          <w:noProof/>
+          <w:color w:val="000000"/>
+        </w:rPr>
+        <mc:AlternateContent>
+          <mc:Choice Requires="wps">
+            <w:drawing>
+              <wp:anchor distT="0" distB="0" distL="114300" distR="114300" simplePos="0" relativeHeight="251667456" behindDoc="0" locked="0" layoutInCell="1" allowOverlap="1" wp14:anchorId="2D4F743C" wp14:editId="2B7DE459">
+                <wp:simplePos x="0" y="0"/>
+                <wp:positionH relativeFrom="margin">
+                  <wp:posOffset>5508625</wp:posOffset>
+                </wp:positionH>
+                <wp:positionV relativeFrom="paragraph">
+                  <wp:posOffset>869315</wp:posOffset>
                 </wp:positionV>
                 <wp:extent cx="800100" cy="281305"/>
                 <wp:effectExtent l="0" t="0" r="0" b="4445"/>
@@ -281,11 +684,7 @@
           </mc:Choice>
           <mc:Fallback>
             <w:pict>
-              <v:shapetype w14:anchorId="2D4F743C" id="_x0000_t202" coordsize="21600,21600" o:spt="202" path="m,l,21600r21600,l21600,xe">
-                <v:stroke joinstyle="miter"/>
-                <v:path gradientshapeok="t" o:connecttype="rect"/>
-              </v:shapetype>
-              <v:shape id="Text Box 2" o:spid="_x0000_s1026" type="#_x0000_t202" style="position:absolute;margin-left:433.05pt;margin-top:66.95pt;width:63pt;height:22.15pt;z-index:251667456;visibility:visible;mso-wrap-style:square;mso-width-percent:0;mso-height-percent:0;mso-wrap-distance-left:9pt;mso-wrap-distance-top:0;mso-wrap-distance-right:9pt;mso-wrap-distance-bottom:0;mso-position-horizontal:absolute;mso-position-horizontal-relative:margin;mso-position-vertical:absolute;mso-position-vertical-relative:text;mso-width-percent:0;mso-height-percent:0;mso-width-relative:margin;mso-height-relative:margin;v-text-anchor:top" o:gfxdata="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" filled="f" stroked="f" strokeweight=".5pt">
+              <v:shape w14:anchorId="2D4F743C" id="_x0000_s1029" type="#_x0000_t202" style="position:absolute;margin-left:433.75pt;margin-top:68.45pt;width:63pt;height:22.15pt;z-index:251667456;visibility:visible;mso-wrap-style:square;mso-width-percent:0;mso-height-percent:0;mso-wrap-distance-left:9pt;mso-wrap-distance-top:0;mso-wrap-distance-right:9pt;mso-wrap-distance-bottom:0;mso-position-horizontal:absolute;mso-position-horizontal-relative:margin;mso-position-vertical:absolute;mso-position-vertical-relative:text;mso-width-percent:0;mso-height-percent:0;mso-width-relative:margin;mso-height-relative:margin;v-text-anchor:top" o:gfxdata="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" filled="f" stroked="f" strokeweight=".5pt">
                 <v:textbox>
                   <w:txbxContent>
                     <w:p>
@@ -334,18 +733,18 @@
         <mc:AlternateContent>
           <mc:Choice Requires="wps">
             <w:drawing>
-              <wp:anchor distT="0" distB="0" distL="114300" distR="114300" simplePos="0" relativeHeight="251671552" behindDoc="0" locked="0" layoutInCell="1" allowOverlap="1" wp14:anchorId="3F521DDF" wp14:editId="7286B63C">
+              <wp:anchor distT="0" distB="0" distL="114300" distR="114300" simplePos="0" relativeHeight="251665408" behindDoc="0" locked="0" layoutInCell="1" allowOverlap="1" wp14:anchorId="47358C80" wp14:editId="41DE1837">
                 <wp:simplePos x="0" y="0"/>
-                <wp:positionH relativeFrom="margin">
-                  <wp:posOffset>-47625</wp:posOffset>
+                <wp:positionH relativeFrom="column">
+                  <wp:posOffset>4389755</wp:posOffset>
                 </wp:positionH>
                 <wp:positionV relativeFrom="paragraph">
-                  <wp:posOffset>1142683</wp:posOffset>
+                  <wp:posOffset>869315</wp:posOffset>
                 </wp:positionV>
-                <wp:extent cx="1216660" cy="281305"/>
+                <wp:extent cx="1282065" cy="281305"/>
                 <wp:effectExtent l="0" t="0" r="0" b="4445"/>
                 <wp:wrapNone/>
-                <wp:docPr id="517237906" name="Text Box 2"/>
+                <wp:docPr id="1915395869" name="Text Box 2"/>
                 <wp:cNvGraphicFramePr/>
                 <a:graphic xmlns:a="http://schemas.openxmlformats.org/drawingml/2006/main">
                   <a:graphicData uri="http://schemas.microsoft.com/office/word/2010/wordprocessingShape">
@@ -354,7 +753,7 @@
                       <wps:spPr>
                         <a:xfrm>
                           <a:off x="0" y="0"/>
-                          <a:ext cx="1216660" cy="281305"/>
+                          <a:ext cx="1282065" cy="281305"/>
                         </a:xfrm>
                         <a:prstGeom prst="rect">
                           <a:avLst/>
@@ -386,7 +785,7 @@
                                 <w:b/>
                                 <w:bCs/>
                               </w:rPr>
-                              <w:t>brgy</w:t>
+                              <w:t>house_no</w:t>
                             </w:r>
                             <w:r>
                               <w:rPr>
@@ -418,7 +817,7 @@
           </mc:Choice>
           <mc:Fallback>
             <w:pict>
-              <v:shape w14:anchorId="3F521DDF" id="_x0000_s1027" type="#_x0000_t202" style="position:absolute;margin-left:-3.75pt;margin-top:90pt;width:95.8pt;height:22.15pt;z-index:251671552;visibility:visible;mso-wrap-style:square;mso-width-percent:0;mso-height-percent:0;mso-wrap-distance-left:9pt;mso-wrap-distance-top:0;mso-wrap-distance-right:9pt;mso-wrap-distance-bottom:0;mso-position-horizontal:absolute;mso-position-horizontal-relative:margin;mso-position-vertical:absolute;mso-position-vertical-relative:text;mso-width-percent:0;mso-height-percent:0;mso-width-relative:margin;mso-height-relative:margin;v-text-anchor:top" o:gfxdata="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" filled="f" stroked="f" strokeweight=".5pt">
+              <v:shape w14:anchorId="47358C80" id="_x0000_s1030" type="#_x0000_t202" style="position:absolute;margin-left:345.65pt;margin-top:68.45pt;width:100.95pt;height:22.15pt;z-index:251665408;visibility:visible;mso-wrap-style:square;mso-width-percent:0;mso-height-percent:0;mso-wrap-distance-left:9pt;mso-wrap-distance-top:0;mso-wrap-distance-right:9pt;mso-wrap-distance-bottom:0;mso-position-horizontal:absolute;mso-position-horizontal-relative:text;mso-position-vertical:absolute;mso-position-vertical-relative:text;mso-width-percent:0;mso-height-percent:0;mso-width-relative:margin;mso-height-relative:margin;v-text-anchor:top" o:gfxdata="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" filled="f" stroked="f" strokeweight=".5pt">
                 <v:textbox>
                   <w:txbxContent>
                     <w:p>
@@ -441,7 +840,7 @@
                           <w:b/>
                           <w:bCs/>
                         </w:rPr>
-                        <w:t>brgy</w:t>
+                        <w:t>house_no</w:t>
                       </w:r>
                       <w:r>
                         <w:rPr>
@@ -453,7 +852,6 @@
                     </w:p>
                   </w:txbxContent>
                 </v:textbox>
-                <w10:wrap anchorx="margin"/>
               </v:shape>
             </w:pict>
           </mc:Fallback>
@@ -467,18 +865,18 @@
         <mc:AlternateContent>
           <mc:Choice Requires="wps">
             <w:drawing>
-              <wp:anchor distT="0" distB="0" distL="114300" distR="114300" simplePos="0" relativeHeight="251675648" behindDoc="0" locked="0" layoutInCell="1" allowOverlap="1" wp14:anchorId="1CEB8FD6" wp14:editId="14428FBA">
+              <wp:anchor distT="0" distB="0" distL="114300" distR="114300" simplePos="0" relativeHeight="251661312" behindDoc="0" locked="0" layoutInCell="1" allowOverlap="1" wp14:anchorId="76A4F3F4" wp14:editId="084DA5D7">
                 <wp:simplePos x="0" y="0"/>
-                <wp:positionH relativeFrom="margin">
-                  <wp:posOffset>1525270</wp:posOffset>
+                <wp:positionH relativeFrom="column">
+                  <wp:posOffset>142240</wp:posOffset>
                 </wp:positionH>
                 <wp:positionV relativeFrom="paragraph">
-                  <wp:posOffset>1143952</wp:posOffset>
+                  <wp:posOffset>878840</wp:posOffset>
                 </wp:positionV>
-                <wp:extent cx="800100" cy="281305"/>
+                <wp:extent cx="2295525" cy="281305"/>
                 <wp:effectExtent l="0" t="0" r="0" b="4445"/>
                 <wp:wrapNone/>
-                <wp:docPr id="1729182242" name="Text Box 2"/>
+                <wp:docPr id="934495157" name="Text Box 2"/>
                 <wp:cNvGraphicFramePr/>
                 <a:graphic xmlns:a="http://schemas.openxmlformats.org/drawingml/2006/main">
                   <a:graphicData uri="http://schemas.microsoft.com/office/word/2010/wordprocessingShape">
@@ -487,7 +885,7 @@
                       <wps:spPr>
                         <a:xfrm>
                           <a:off x="0" y="0"/>
-                          <a:ext cx="800100" cy="281305"/>
+                          <a:ext cx="2295525" cy="281305"/>
                         </a:xfrm>
                         <a:prstGeom prst="rect">
                           <a:avLst/>
@@ -512,21 +910,7 @@
                                 <w:b/>
                                 <w:bCs/>
                               </w:rPr>
-                              <w:t xml:space="preserve">{{ </w:t>
-                            </w:r>
-                            <w:r>
-                              <w:rPr>
-                                <w:b/>
-                                <w:bCs/>
-                              </w:rPr>
-                              <w:t>prov</w:t>
-                            </w:r>
-                            <w:r>
-                              <w:rPr>
-                                <w:b/>
-                                <w:bCs/>
-                              </w:rPr>
-                              <w:t xml:space="preserve"> }}</w:t>
+                              <w:t>{{ full_name }}</w:t>
                             </w:r>
                           </w:p>
                         </w:txbxContent>
@@ -551,7 +935,7 @@
           </mc:Choice>
           <mc:Fallback>
             <w:pict>
-              <v:shape w14:anchorId="1CEB8FD6" id="_x0000_s1028" type="#_x0000_t202" style="position:absolute;margin-left:120.1pt;margin-top:90.05pt;width:63pt;height:22.15pt;z-index:251675648;visibility:visible;mso-wrap-style:square;mso-width-percent:0;mso-height-percent:0;mso-wrap-distance-left:9pt;mso-wrap-distance-top:0;mso-wrap-distance-right:9pt;mso-wrap-distance-bottom:0;mso-position-horizontal:absolute;mso-position-horizontal-relative:margin;mso-position-vertical:absolute;mso-position-vertical-relative:text;mso-width-percent:0;mso-height-percent:0;mso-width-relative:margin;mso-height-relative:margin;v-text-anchor:top" o:gfxdata="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" filled="f" stroked="f" strokeweight=".5pt">
+              <v:shape w14:anchorId="76A4F3F4" id="_x0000_s1031" type="#_x0000_t202" style="position:absolute;margin-left:11.2pt;margin-top:69.2pt;width:180.75pt;height:22.15pt;z-index:251661312;visibility:visible;mso-wrap-style:square;mso-width-percent:0;mso-height-percent:0;mso-wrap-distance-left:9pt;mso-wrap-distance-top:0;mso-wrap-distance-right:9pt;mso-wrap-distance-bottom:0;mso-position-horizontal:absolute;mso-position-horizontal-relative:text;mso-position-vertical:absolute;mso-position-vertical-relative:text;mso-width-percent:0;mso-height-percent:0;mso-width-relative:margin;mso-height-relative:margin;v-text-anchor:top" o:gfxdata="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" filled="f" stroked="f" strokeweight=".5pt">
                 <v:textbox>
                   <w:txbxContent>
                     <w:p>
@@ -567,287 +951,7 @@
                           <w:b/>
                           <w:bCs/>
                         </w:rPr>
-                        <w:t xml:space="preserve">{{ </w:t>
-                      </w:r>
-                      <w:r>
-                        <w:rPr>
-                          <w:b/>
-                          <w:bCs/>
-                        </w:rPr>
-                        <w:t>prov</w:t>
-                      </w:r>
-                      <w:r>
-                        <w:rPr>
-                          <w:b/>
-                          <w:bCs/>
-                        </w:rPr>
-                        <w:t xml:space="preserve"> }}</w:t>
-                      </w:r>
-                    </w:p>
-                  </w:txbxContent>
-                </v:textbox>
-                <w10:wrap anchorx="margin"/>
-              </v:shape>
-            </w:pict>
-          </mc:Fallback>
-        </mc:AlternateContent>
-      </w:r>
-      <w:r>
-        <w:rPr>
-          <w:noProof/>
-          <w:color w:val="000000"/>
-        </w:rPr>
-        <mc:AlternateContent>
-          <mc:Choice Requires="wps">
-            <w:drawing>
-              <wp:anchor distT="0" distB="0" distL="114300" distR="114300" simplePos="0" relativeHeight="251673600" behindDoc="0" locked="0" layoutInCell="1" allowOverlap="1" wp14:anchorId="04E45245" wp14:editId="291C5EAE">
-                <wp:simplePos x="0" y="0"/>
-                <wp:positionH relativeFrom="margin">
-                  <wp:posOffset>925095</wp:posOffset>
-                </wp:positionH>
-                <wp:positionV relativeFrom="paragraph">
-                  <wp:posOffset>1143869</wp:posOffset>
-                </wp:positionV>
-                <wp:extent cx="800100" cy="281609"/>
-                <wp:effectExtent l="0" t="0" r="0" b="4445"/>
-                <wp:wrapNone/>
-                <wp:docPr id="1345247543" name="Text Box 2"/>
-                <wp:cNvGraphicFramePr/>
-                <a:graphic xmlns:a="http://schemas.openxmlformats.org/drawingml/2006/main">
-                  <a:graphicData uri="http://schemas.microsoft.com/office/word/2010/wordprocessingShape">
-                    <wps:wsp>
-                      <wps:cNvSpPr txBox="1"/>
-                      <wps:spPr>
-                        <a:xfrm>
-                          <a:off x="0" y="0"/>
-                          <a:ext cx="800100" cy="281609"/>
-                        </a:xfrm>
-                        <a:prstGeom prst="rect">
-                          <a:avLst/>
-                        </a:prstGeom>
-                        <a:noFill/>
-                        <a:ln w="6350">
-                          <a:noFill/>
-                        </a:ln>
-                      </wps:spPr>
-                      <wps:txbx>
-                        <w:txbxContent>
-                          <w:p>
-                            <w:pPr>
-                              <w:jc w:val="center"/>
-                              <w:rPr>
-                                <w:b/>
-                                <w:bCs/>
-                              </w:rPr>
-                            </w:pPr>
-                            <w:r>
-                              <w:rPr>
-                                <w:b/>
-                                <w:bCs/>
-                              </w:rPr>
-                              <w:t xml:space="preserve">{{ </w:t>
-                            </w:r>
-                            <w:r>
-                              <w:rPr>
-                                <w:b/>
-                                <w:bCs/>
-                              </w:rPr>
-                              <w:t>city</w:t>
-                            </w:r>
-                            <w:r>
-                              <w:rPr>
-                                <w:b/>
-                                <w:bCs/>
-                              </w:rPr>
-                              <w:t xml:space="preserve"> }}</w:t>
-                            </w:r>
-                          </w:p>
-                        </w:txbxContent>
-                      </wps:txbx>
-                      <wps:bodyPr rot="0" spcFirstLastPara="0" vertOverflow="overflow" horzOverflow="overflow" vert="horz" wrap="square" lIns="91440" tIns="45720" rIns="91440" bIns="45720" numCol="1" spcCol="0" rtlCol="0" fromWordArt="0" anchor="t" anchorCtr="0" forceAA="0" compatLnSpc="1">
-                        <a:prstTxWarp prst="textNoShape">
-                          <a:avLst/>
-                        </a:prstTxWarp>
-                        <a:noAutofit/>
-                      </wps:bodyPr>
-                    </wps:wsp>
-                  </a:graphicData>
-                </a:graphic>
-                <wp14:sizeRelH relativeFrom="margin">
-                  <wp14:pctWidth>0</wp14:pctWidth>
-                </wp14:sizeRelH>
-                <wp14:sizeRelV relativeFrom="margin">
-                  <wp14:pctHeight>0</wp14:pctHeight>
-                </wp14:sizeRelV>
-              </wp:anchor>
-            </w:drawing>
-          </mc:Choice>
-          <mc:Fallback>
-            <w:pict>
-              <v:shape w14:anchorId="04E45245" id="_x0000_s1029" type="#_x0000_t202" style="position:absolute;margin-left:72.85pt;margin-top:90.05pt;width:63pt;height:22.15pt;z-index:251673600;visibility:visible;mso-wrap-style:square;mso-width-percent:0;mso-height-percent:0;mso-wrap-distance-left:9pt;mso-wrap-distance-top:0;mso-wrap-distance-right:9pt;mso-wrap-distance-bottom:0;mso-position-horizontal:absolute;mso-position-horizontal-relative:margin;mso-position-vertical:absolute;mso-position-vertical-relative:text;mso-width-percent:0;mso-height-percent:0;mso-width-relative:margin;mso-height-relative:margin;v-text-anchor:top" o:gfxdata="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" filled="f" stroked="f" strokeweight=".5pt">
-                <v:textbox>
-                  <w:txbxContent>
-                    <w:p>
-                      <w:pPr>
-                        <w:jc w:val="center"/>
-                        <w:rPr>
-                          <w:b/>
-                          <w:bCs/>
-                        </w:rPr>
-                      </w:pPr>
-                      <w:r>
-                        <w:rPr>
-                          <w:b/>
-                          <w:bCs/>
-                        </w:rPr>
-                        <w:t xml:space="preserve">{{ </w:t>
-                      </w:r>
-                      <w:r>
-                        <w:rPr>
-                          <w:b/>
-                          <w:bCs/>
-                        </w:rPr>
-                        <w:t>city</w:t>
-                      </w:r>
-                      <w:r>
-                        <w:rPr>
-                          <w:b/>
-                          <w:bCs/>
-                        </w:rPr>
-                        <w:t xml:space="preserve"> }}</w:t>
-                      </w:r>
-                    </w:p>
-                  </w:txbxContent>
-                </v:textbox>
-                <w10:wrap anchorx="margin"/>
-              </v:shape>
-            </w:pict>
-          </mc:Fallback>
-        </mc:AlternateContent>
-      </w:r>
-      <w:r>
-        <w:rPr>
-          <w:noProof/>
-          <w:color w:val="000000"/>
-        </w:rPr>
-        <mc:AlternateContent>
-          <mc:Choice Requires="wps">
-            <w:drawing>
-              <wp:anchor distT="0" distB="0" distL="114300" distR="114300" simplePos="0" relativeHeight="251665408" behindDoc="0" locked="0" layoutInCell="1" allowOverlap="1" wp14:anchorId="47358C80" wp14:editId="1AE02152">
-                <wp:simplePos x="0" y="0"/>
-                <wp:positionH relativeFrom="column">
-                  <wp:posOffset>4408972</wp:posOffset>
-                </wp:positionH>
-                <wp:positionV relativeFrom="paragraph">
-                  <wp:posOffset>850466</wp:posOffset>
-                </wp:positionV>
-                <wp:extent cx="1282147" cy="281609"/>
-                <wp:effectExtent l="0" t="0" r="0" b="4445"/>
-                <wp:wrapNone/>
-                <wp:docPr id="1915395869" name="Text Box 2"/>
-                <wp:cNvGraphicFramePr/>
-                <a:graphic xmlns:a="http://schemas.openxmlformats.org/drawingml/2006/main">
-                  <a:graphicData uri="http://schemas.microsoft.com/office/word/2010/wordprocessingShape">
-                    <wps:wsp>
-                      <wps:cNvSpPr txBox="1"/>
-                      <wps:spPr>
-                        <a:xfrm>
-                          <a:off x="0" y="0"/>
-                          <a:ext cx="1282147" cy="281609"/>
-                        </a:xfrm>
-                        <a:prstGeom prst="rect">
-                          <a:avLst/>
-                        </a:prstGeom>
-                        <a:noFill/>
-                        <a:ln w="6350">
-                          <a:noFill/>
-                        </a:ln>
-                      </wps:spPr>
-                      <wps:txbx>
-                        <w:txbxContent>
-                          <w:p>
-                            <w:pPr>
-                              <w:jc w:val="center"/>
-                              <w:rPr>
-                                <w:b/>
-                                <w:bCs/>
-                              </w:rPr>
-                            </w:pPr>
-                            <w:r>
-                              <w:rPr>
-                                <w:b/>
-                                <w:bCs/>
-                              </w:rPr>
-                              <w:t xml:space="preserve">{{ </w:t>
-                            </w:r>
-                            <w:r>
-                              <w:rPr>
-                                <w:b/>
-                                <w:bCs/>
-                              </w:rPr>
-                              <w:t>house_no</w:t>
-                            </w:r>
-                            <w:r>
-                              <w:rPr>
-                                <w:b/>
-                                <w:bCs/>
-                              </w:rPr>
-                              <w:t xml:space="preserve"> }}</w:t>
-                            </w:r>
-                          </w:p>
-                        </w:txbxContent>
-                      </wps:txbx>
-                      <wps:bodyPr rot="0" spcFirstLastPara="0" vertOverflow="overflow" horzOverflow="overflow" vert="horz" wrap="square" lIns="91440" tIns="45720" rIns="91440" bIns="45720" numCol="1" spcCol="0" rtlCol="0" fromWordArt="0" anchor="t" anchorCtr="0" forceAA="0" compatLnSpc="1">
-                        <a:prstTxWarp prst="textNoShape">
-                          <a:avLst/>
-                        </a:prstTxWarp>
-                        <a:noAutofit/>
-                      </wps:bodyPr>
-                    </wps:wsp>
-                  </a:graphicData>
-                </a:graphic>
-                <wp14:sizeRelH relativeFrom="margin">
-                  <wp14:pctWidth>0</wp14:pctWidth>
-                </wp14:sizeRelH>
-                <wp14:sizeRelV relativeFrom="margin">
-                  <wp14:pctHeight>0</wp14:pctHeight>
-                </wp14:sizeRelV>
-              </wp:anchor>
-            </w:drawing>
-          </mc:Choice>
-          <mc:Fallback>
-            <w:pict>
-              <v:shape w14:anchorId="47358C80" id="_x0000_s1030" type="#_x0000_t202" style="position:absolute;margin-left:347.15pt;margin-top:66.95pt;width:100.95pt;height:22.15pt;z-index:251665408;visibility:visible;mso-wrap-style:square;mso-width-percent:0;mso-height-percent:0;mso-wrap-distance-left:9pt;mso-wrap-distance-top:0;mso-wrap-distance-right:9pt;mso-wrap-distance-bottom:0;mso-position-horizontal:absolute;mso-position-horizontal-relative:text;mso-position-vertical:absolute;mso-position-vertical-relative:text;mso-width-percent:0;mso-height-percent:0;mso-width-relative:margin;mso-height-relative:margin;v-text-anchor:top" o:gfxdata="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" filled="f" stroked="f" strokeweight=".5pt">
-                <v:textbox>
-                  <w:txbxContent>
-                    <w:p>
-                      <w:pPr>
-                        <w:jc w:val="center"/>
-                        <w:rPr>
-                          <w:b/>
-                          <w:bCs/>
-                        </w:rPr>
-                      </w:pPr>
-                      <w:r>
-                        <w:rPr>
-                          <w:b/>
-                          <w:bCs/>
-                        </w:rPr>
-                        <w:t xml:space="preserve">{{ </w:t>
-                      </w:r>
-                      <w:r>
-                        <w:rPr>
-                          <w:b/>
-                          <w:bCs/>
-                        </w:rPr>
-                        <w:t>house_no</w:t>
-                      </w:r>
-                      <w:r>
-                        <w:rPr>
-                          <w:b/>
-                          <w:bCs/>
-                        </w:rPr>
-                        <w:t xml:space="preserve"> }}</w:t>
+                        <w:t>{{ full_name }}</w:t>
                       </w:r>
                     </w:p>
                   </w:txbxContent>
@@ -998,7 +1102,7 @@
         <mc:AlternateContent>
           <mc:Choice Requires="wps">
             <w:drawing>
-              <wp:anchor distT="0" distB="0" distL="114300" distR="114300" simplePos="0" relativeHeight="251663360" behindDoc="0" locked="0" layoutInCell="1" allowOverlap="1" wp14:anchorId="28B295B9" wp14:editId="14F20A58">
+              <wp:anchor distT="0" distB="0" distL="114300" distR="114300" simplePos="0" relativeHeight="251663360" behindDoc="0" locked="0" layoutInCell="1" allowOverlap="1" wp14:anchorId="28B295B9" wp14:editId="7889CDFC">
                 <wp:simplePos x="0" y="0"/>
                 <wp:positionH relativeFrom="column">
                   <wp:posOffset>2372001</wp:posOffset>
@@ -1082,7 +1186,7 @@
           </mc:Choice>
           <mc:Fallback>
             <w:pict>
-              <v:shape w14:anchorId="28B295B9" id="_x0000_s1032" type="#_x0000_t202" style="position:absolute;margin-left:186.75pt;margin-top:68pt;width:56.35pt;height:22.15pt;z-index:251663360;visibility:visible;mso-wrap-style:square;mso-width-percent:0;mso-height-percent:0;mso-wrap-distance-left:9pt;mso-wrap-distance-top:0;mso-wrap-distance-right:9pt;mso-wrap-distance-bottom:0;mso-position-horizontal:absolute;mso-position-horizontal-relative:text;mso-position-vertical:absolute;mso-position-vertical-relative:text;mso-width-percent:0;mso-height-percent:0;mso-width-relative:margin;mso-height-relative:margin;v-text-anchor:top" o:gfxdata="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" filled="f" stroked="f" strokeweight=".5pt">
+              <v:shape w14:anchorId="28B295B9" id="_x0000_s1033" type="#_x0000_t202" style="position:absolute;margin-left:186.75pt;margin-top:68pt;width:56.35pt;height:22.15pt;z-index:251663360;visibility:visible;mso-wrap-style:square;mso-width-percent:0;mso-height-percent:0;mso-wrap-distance-left:9pt;mso-wrap-distance-top:0;mso-wrap-distance-right:9pt;mso-wrap-distance-bottom:0;mso-position-horizontal:absolute;mso-position-horizontal-relative:text;mso-position-vertical:absolute;mso-position-vertical-relative:text;mso-width-percent:0;mso-height-percent:0;mso-width-relative:margin;mso-height-relative:margin;v-text-anchor:top" o:gfxdata="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" filled="f" stroked="f" strokeweight=".5pt">
                 <v:textbox>
                   <w:txbxContent>
                     <w:p>
@@ -1113,110 +1217,6 @@
                           <w:bCs/>
                         </w:rPr>
                         <w:t xml:space="preserve"> }}</w:t>
-                      </w:r>
-                    </w:p>
-                  </w:txbxContent>
-                </v:textbox>
-              </v:shape>
-            </w:pict>
-          </mc:Fallback>
-        </mc:AlternateContent>
-      </w:r>
-      <w:r>
-        <w:rPr>
-          <w:noProof/>
-          <w:color w:val="000000"/>
-        </w:rPr>
-        <mc:AlternateContent>
-          <mc:Choice Requires="wps">
-            <w:drawing>
-              <wp:anchor distT="0" distB="0" distL="114300" distR="114300" simplePos="0" relativeHeight="251661312" behindDoc="0" locked="0" layoutInCell="1" allowOverlap="1" wp14:anchorId="76A4F3F4" wp14:editId="2918B92C">
-                <wp:simplePos x="0" y="0"/>
-                <wp:positionH relativeFrom="column">
-                  <wp:posOffset>142461</wp:posOffset>
-                </wp:positionH>
-                <wp:positionV relativeFrom="paragraph">
-                  <wp:posOffset>860204</wp:posOffset>
-                </wp:positionV>
-                <wp:extent cx="2295939" cy="281609"/>
-                <wp:effectExtent l="0" t="0" r="0" b="4445"/>
-                <wp:wrapNone/>
-                <wp:docPr id="934495157" name="Text Box 2"/>
-                <wp:cNvGraphicFramePr/>
-                <a:graphic xmlns:a="http://schemas.openxmlformats.org/drawingml/2006/main">
-                  <a:graphicData uri="http://schemas.microsoft.com/office/word/2010/wordprocessingShape">
-                    <wps:wsp>
-                      <wps:cNvSpPr txBox="1"/>
-                      <wps:spPr>
-                        <a:xfrm>
-                          <a:off x="0" y="0"/>
-                          <a:ext cx="2295939" cy="281609"/>
-                        </a:xfrm>
-                        <a:prstGeom prst="rect">
-                          <a:avLst/>
-                        </a:prstGeom>
-                        <a:noFill/>
-                        <a:ln w="6350">
-                          <a:noFill/>
-                        </a:ln>
-                      </wps:spPr>
-                      <wps:txbx>
-                        <w:txbxContent>
-                          <w:p>
-                            <w:pPr>
-                              <w:jc w:val="center"/>
-                              <w:rPr>
-                                <w:b/>
-                                <w:bCs/>
-                              </w:rPr>
-                            </w:pPr>
-                            <w:r>
-                              <w:rPr>
-                                <w:b/>
-                                <w:bCs/>
-                              </w:rPr>
-                              <w:t>{{ full_name }}</w:t>
-                            </w:r>
-                          </w:p>
-                        </w:txbxContent>
-                      </wps:txbx>
-                      <wps:bodyPr rot="0" spcFirstLastPara="0" vertOverflow="overflow" horzOverflow="overflow" vert="horz" wrap="square" lIns="91440" tIns="45720" rIns="91440" bIns="45720" numCol="1" spcCol="0" rtlCol="0" fromWordArt="0" anchor="t" anchorCtr="0" forceAA="0" compatLnSpc="1">
-                        <a:prstTxWarp prst="textNoShape">
-                          <a:avLst/>
-                        </a:prstTxWarp>
-                        <a:noAutofit/>
-                      </wps:bodyPr>
-                    </wps:wsp>
-                  </a:graphicData>
-                </a:graphic>
-                <wp14:sizeRelH relativeFrom="margin">
-                  <wp14:pctWidth>0</wp14:pctWidth>
-                </wp14:sizeRelH>
-                <wp14:sizeRelV relativeFrom="margin">
-                  <wp14:pctHeight>0</wp14:pctHeight>
-                </wp14:sizeRelV>
-              </wp:anchor>
-            </w:drawing>
-          </mc:Choice>
-          <mc:Fallback>
-            <w:pict>
-              <v:shape w14:anchorId="76A4F3F4" id="_x0000_s1033" type="#_x0000_t202" style="position:absolute;margin-left:11.2pt;margin-top:67.75pt;width:180.8pt;height:22.15pt;z-index:251661312;visibility:visible;mso-wrap-style:square;mso-width-percent:0;mso-height-percent:0;mso-wrap-distance-left:9pt;mso-wrap-distance-top:0;mso-wrap-distance-right:9pt;mso-wrap-distance-bottom:0;mso-position-horizontal:absolute;mso-position-horizontal-relative:text;mso-position-vertical:absolute;mso-position-vertical-relative:text;mso-width-percent:0;mso-height-percent:0;mso-width-relative:margin;mso-height-relative:margin;v-text-anchor:top" o:gfxdata="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" filled="f" stroked="f" strokeweight=".5pt">
-                <v:textbox>
-                  <w:txbxContent>
-                    <w:p>
-                      <w:pPr>
-                        <w:jc w:val="center"/>
-                        <w:rPr>
-                          <w:b/>
-                          <w:bCs/>
-                        </w:rPr>
-                      </w:pPr>
-                      <w:r>
-                        <w:rPr>
-                          <w:b/>
-                          <w:bCs/>
-                        </w:rPr>
-                        <w:t>{{ full_name }}</w:t>
                       </w:r>
                     </w:p>
                   </w:txbxContent>
